--- a/pr-preview/pr-270/distributions-tracked-changes.docx
+++ b/pr-preview/pr-270/distributions-tracked-changes.docx
@@ -16,7 +16,7 @@
       </w:pPr>
       <w:del w:id="1" w:author="PR Preview" w:date="2026-01-01T00:00:00Z">
         <w:r>
-          <w:delText xml:space="preserve">Last modified: 2026-10-26 11:59:37 (PDT)</w:delText>
+          <w:delText xml:space="preserve">Last modified: 2026-10-26 23:10:42 (PDT)</w:delText>
         </w:r>
       </w:del>
     </w:p>
@@ -26,7 +26,7 @@
       </w:pPr>
       <w:ins w:id="2" w:author="PR Preview" w:date="2026-01-01T00:00:00Z">
         <w:r>
-          <w:t xml:space="preserve">Last modified: 2026-10-26 12:23:34 (PDT)</w:t>
+          <w:t xml:space="preserve">Last modified: 2026-10-26 23:15:40 (PDT)</w:t>
         </w:r>
       </w:ins>
     </w:p>
@@ -36902,7 +36902,7 @@
     </w:p>
     <w:bookmarkEnd w:id="108"/>
     <w:bookmarkEnd w:id="109"/>
-    <w:bookmarkStart w:id="144" w:name="sec-mvn"/>
+    <w:bookmarkStart w:id="148" w:name="sec-mvn"/>
     <w:p>
       <w:pPr>
         <w:pStyle w:val="Heading2"/>
@@ -42033,7 +42033,7 @@
         <w:t xml:space="preserve">.</w:t>
       </w:r>
     </w:p>
-    <w:bookmarkStart w:id="143" w:name="exm-mahalanobis-eigen"/>
+    <w:bookmarkStart w:id="147" w:name="exm-mahalanobis-eigen"/>
     <w:p>
       <w:pPr>
         <w:pStyle w:val="BodyText"/>
@@ -42736,12 +42736,159 @@
         <w:t xml:space="preserve"> </w:t>
       </w:r>
       <w:r>
-        <w:t xml:space="preserve">are positively correlated.</w:t>
+        <w:t xml:space="preserve">are positively correlated (</w:t>
+      </w:r>
+      <w:hyperlink w:anchor="fig-mahalanobis-eigen">
+        <w:r>
+          <w:rPr>
+            <w:rStyle w:val="Hyperlink"/>
+          </w:rPr>
+          <w:t xml:space="preserve">Figure 4</w:t>
+        </w:r>
+      </w:hyperlink>
+      <w:r>
+        <w:t xml:space="preserve">).</w:t>
       </w:r>
     </w:p>
-    <w:bookmarkEnd w:id="143"/>
-    <w:bookmarkEnd w:id="144"/>
-    <w:bookmarkStart w:id="158" w:name="sec-mixture"/>
+    <w:tbl>
+      <w:tblPr>
+        <w:tblStyle w:val="Table"/>
+        <w:tblW w:type="pct" w:w="5000"/>
+        <w:tblLayout w:type="fixed"/>
+        <w:tblLook w:firstRow="0" w:lastRow="0" w:firstColumn="0" w:lastColumn="0" w:noHBand="0" w:noVBand="0" w:val="0000"/>
+      </w:tblPr>
+      <w:tblGrid>
+        <w:gridCol w:w="7920"/>
+      </w:tblGrid>
+      <w:tr>
+        <w:tc>
+          <w:tcPr/>
+          <w:bookmarkStart w:id="146" w:name="fig-mahalanobis-eigen"/>
+          <w:p>
+            <w:pPr>
+              <w:jc w:val="center"/>
+            </w:pPr>
+            <w:r>
+              <w:drawing>
+                <wp:inline>
+                  <wp:extent cx="4620126" cy="4158113"/>
+                  <wp:effectExtent b="0" l="0" r="0" t="0"/>
+                  <wp:docPr descr="" title="" id="144" name="Picture"/>
+                  <a:graphic>
+                    <a:graphicData uri="http://schemas.openxmlformats.org/drawingml/2006/picture">
+                      <pic:pic>
+                        <pic:nvPicPr>
+                          <pic:cNvPr descr="distributions_files/figure-docx/mahalanobis-eigen-plot-1.png" id="145" name="Picture"/>
+                          <pic:cNvPicPr>
+                            <a:picLocks noChangeArrowheads="1" noChangeAspect="1"/>
+                          </pic:cNvPicPr>
+                        </pic:nvPicPr>
+                        <pic:blipFill>
+                          <a:blip r:embed="rId143"/>
+                          <a:stretch>
+                            <a:fillRect/>
+                          </a:stretch>
+                        </pic:blipFill>
+                        <pic:spPr bwMode="auto">
+                          <a:xfrm>
+                            <a:off x="0" y="0"/>
+                            <a:ext cx="4620126" cy="4158113"/>
+                          </a:xfrm>
+                          <a:prstGeom prst="rect">
+                            <a:avLst/>
+                          </a:prstGeom>
+                          <a:noFill/>
+                          <a:ln w="9525">
+                            <a:noFill/>
+                            <a:headEnd/>
+                            <a:tailEnd/>
+                          </a:ln>
+                        </pic:spPr>
+                      </pic:pic>
+                    </a:graphicData>
+                  </a:graphic>
+                </wp:inline>
+              </w:drawing>
+            </w:r>
+          </w:p>
+          <w:p>
+            <w:pPr>
+              <w:jc w:val="center"/>
+            </w:pPr>
+            <w:pPr>
+              <w:jc w:val="left"/>
+              <w:spacing w:before="200"/>
+              <w:pStyle w:val="ImageCaption"/>
+            </w:pPr>
+            <w:r>
+              <w:t xml:space="preserve">Figure 4: The contours of the Mahalanobis distance at</w:t>
+            </w:r>
+            <w:r>
+              <w:t xml:space="preserve"> </w:t>
+            </w:r>
+            <m:oMath>
+              <m:r>
+                <m:t>1</m:t>
+              </m:r>
+            </m:oMath>
+            <w:r>
+              <w:t xml:space="preserve"> </w:t>
+            </w:r>
+            <w:r>
+              <w:t xml:space="preserve">and</w:t>
+            </w:r>
+            <w:r>
+              <w:t xml:space="preserve"> </w:t>
+            </w:r>
+            <m:oMath>
+              <m:r>
+                <m:t>2</m:t>
+              </m:r>
+            </m:oMath>
+            <w:r>
+              <w:t xml:space="preserve"> </w:t>
+            </w:r>
+            <w:r>
+              <w:t xml:space="preserve">for the example.</w:t>
+            </w:r>
+            <w:r>
+              <w:t xml:space="preserve"> </w:t>
+            </w:r>
+            <w:r>
+              <w:t xml:space="preserve">The dots are the points</w:t>
+            </w:r>
+            <w:r>
+              <w:t xml:space="preserve"> </w:t>
+            </w:r>
+            <w:r>
+              <w:t xml:space="preserve">$\sqrt{3}\,\mathord{\smash[b]{\underset{\raise.3ex\hbox{$\scriptstyle\sim$}}{q}}\vphantom{q}}_1$</w:t>
+            </w:r>
+            <w:r>
+              <w:t xml:space="preserve"> </w:t>
+            </w:r>
+            <w:r>
+              <w:t xml:space="preserve">and</w:t>
+            </w:r>
+            <w:r>
+              <w:t xml:space="preserve"> </w:t>
+            </w:r>
+            <w:r>
+              <w:t xml:space="preserve">$\mathord{\smash[b]{\underset{\raise.3ex\hbox{$\scriptstyle\sim$}}{q}}\vphantom{q}}_2$</w:t>
+            </w:r>
+            <w:r>
+              <w:t xml:space="preserve"> </w:t>
+            </w:r>
+            <w:r>
+              <w:t xml:space="preserve">of the example on the inner ellipse.</w:t>
+            </w:r>
+          </w:p>
+          <w:bookmarkEnd w:id="146"/>
+        </w:tc>
+      </w:tr>
+    </w:tbl>
+    <w:bookmarkEnd w:id="147"/>
+    <w:bookmarkEnd w:id="148"/>
+    <w:bookmarkStart w:id="162" w:name="sec-mixture"/>
     <w:p>
       <w:pPr>
         <w:pStyle w:val="Heading2"/>
@@ -42750,7 +42897,7 @@
         <w:t xml:space="preserve">8 Mixture distributions</w:t>
       </w:r>
     </w:p>
-    <w:bookmarkStart w:id="145" w:name="def-mixture"/>
+    <w:bookmarkStart w:id="149" w:name="def-mixture"/>
     <w:p>
       <w:pPr>
         <w:pStyle w:val="FirstParagraph"/>
@@ -43334,8 +43481,8 @@
         </m:oMath>
       </m:oMathPara>
     </w:p>
-    <w:bookmarkEnd w:id="145"/>
-    <w:bookmarkStart w:id="146" w:name="def-mixture-component"/>
+    <w:bookmarkEnd w:id="149"/>
+    <w:bookmarkStart w:id="150" w:name="def-mixture-component"/>
     <w:p>
       <w:pPr>
         <w:pStyle w:val="FirstParagraph"/>
@@ -43437,8 +43584,8 @@
         <w:t xml:space="preserve">.</w:t>
       </w:r>
     </w:p>
-    <w:bookmarkEnd w:id="146"/>
-    <w:bookmarkStart w:id="149" w:name="thm-mixture-two-stage"/>
+    <w:bookmarkEnd w:id="150"/>
+    <w:bookmarkStart w:id="153" w:name="thm-mixture-two-stage"/>
     <w:p>
       <w:pPr>
         <w:pStyle w:val="BodyText"/>
@@ -43499,7 +43646,7 @@
       <w:r>
         <w:t xml:space="preserve"> </w:t>
       </w:r>
-      <w:hyperlink r:id="rId147">
+      <w:hyperlink r:id="rId151">
         <w:r>
           <w:rPr>
             <w:rStyle w:val="Hyperlink"/>
@@ -43889,7 +44036,7 @@
       <w:r>
         <w:t xml:space="preserve"> </w:t>
       </w:r>
-      <w:hyperlink r:id="rId148">
+      <w:hyperlink r:id="rId152">
         <w:r>
           <w:rPr>
             <w:rStyle w:val="Hyperlink"/>
@@ -44017,7 +44164,7 @@
         <w:t xml:space="preserve">.</w:t>
       </w:r>
     </w:p>
-    <w:bookmarkEnd w:id="149"/>
+    <w:bookmarkEnd w:id="153"/>
     <w:p>
       <w:pPr>
         <w:pStyle w:val="FirstParagraph"/>
@@ -44038,7 +44185,7 @@
       <w:r>
         <w:t xml:space="preserve"> </w:t>
       </w:r>
-      <w:hyperlink r:id="rId150">
+      <w:hyperlink r:id="rId154">
         <w:r>
           <w:rPr>
             <w:rStyle w:val="Hyperlink"/>
@@ -44263,7 +44410,7 @@
       <w:r>
         <w:t xml:space="preserve"> </w:t>
       </w:r>
-      <w:hyperlink r:id="rId148">
+      <w:hyperlink r:id="rId152">
         <w:r>
           <w:rPr>
             <w:rStyle w:val="Hyperlink"/>
@@ -45436,7 +45583,7 @@
         <w:t xml:space="preserve">.</w:t>
       </w:r>
     </w:p>
-    <w:bookmarkStart w:id="151" w:name="thm-mixture-mean"/>
+    <w:bookmarkStart w:id="155" w:name="thm-mixture-mean"/>
     <w:p>
       <w:pPr>
         <w:pStyle w:val="BodyText"/>
@@ -45751,7 +45898,7 @@
         </m:oMath>
       </m:oMathPara>
     </w:p>
-    <w:bookmarkEnd w:id="151"/>
+    <w:bookmarkEnd w:id="155"/>
     <w:p>
       <w:pPr>
         <w:pStyle w:val="FirstParagraph"/>
@@ -46614,7 +46761,7 @@
         <w:t xml:space="preserve">.</w:t>
       </w:r>
     </w:p>
-    <w:bookmarkStart w:id="152" w:name="thm-mixture-posterior"/>
+    <w:bookmarkStart w:id="156" w:name="thm-mixture-posterior"/>
     <w:p>
       <w:pPr>
         <w:pStyle w:val="BodyText"/>
@@ -46913,7 +47060,7 @@
         </m:oMath>
       </m:oMathPara>
     </w:p>
-    <w:bookmarkEnd w:id="152"/>
+    <w:bookmarkEnd w:id="156"/>
     <w:p>
       <w:pPr>
         <w:pStyle w:val="FirstParagraph"/>
@@ -46995,7 +47142,7 @@
       <w:r>
         <w:t xml:space="preserve"> </w:t>
       </w:r>
-      <w:hyperlink r:id="rId148">
+      <w:hyperlink r:id="rId152">
         <w:r>
           <w:rPr>
             <w:rStyle w:val="Hyperlink"/>
@@ -47424,7 +47571,7 @@
       <w:r>
         <w:t xml:space="preserve"> </w:t>
       </w:r>
-      <w:hyperlink r:id="rId153">
+      <w:hyperlink r:id="rId157">
         <w:r>
           <w:rPr>
             <w:rStyle w:val="Hyperlink"/>
@@ -47582,7 +47729,7 @@
       <w:r>
         <w:t xml:space="preserve"> </w:t>
       </w:r>
-      <w:hyperlink r:id="rId154">
+      <w:hyperlink r:id="rId158">
         <w:r>
           <w:rPr>
             <w:rStyle w:val="Hyperlink"/>
@@ -47594,7 +47741,7 @@
         <w:t xml:space="preserve">.</w:t>
       </w:r>
     </w:p>
-    <w:bookmarkStart w:id="155" w:name="def-responsibility"/>
+    <w:bookmarkStart w:id="159" w:name="def-responsibility"/>
     <w:p>
       <w:pPr>
         <w:pStyle w:val="BodyText"/>
@@ -47746,8 +47893,8 @@
         <w:t xml:space="preserve">.</w:t>
       </w:r>
     </w:p>
-    <w:bookmarkEnd w:id="155"/>
-    <w:bookmarkStart w:id="156" w:name="exm-mixture-gaussian"/>
+    <w:bookmarkEnd w:id="159"/>
+    <w:bookmarkStart w:id="160" w:name="exm-mixture-gaussian"/>
     <w:p>
       <w:pPr>
         <w:pStyle w:val="BodyText"/>
@@ -48998,7 +49145,7 @@
         <w:t xml:space="preserve">.</w:t>
       </w:r>
     </w:p>
-    <w:bookmarkEnd w:id="156"/>
+    <w:bookmarkEnd w:id="160"/>
     <w:p>
       <w:pPr>
         <w:pStyle w:val="FirstParagraph"/>
@@ -49046,7 +49193,7 @@
         <w:t xml:space="preserve">would describe them poorly.</w:t>
       </w:r>
     </w:p>
-    <w:bookmarkStart w:id="157" w:name="exm-nb-mixture"/>
+    <w:bookmarkStart w:id="161" w:name="exm-nb-mixture"/>
     <w:p>
       <w:pPr>
         <w:pStyle w:val="BodyText"/>
@@ -49317,9 +49464,9 @@
         <w:t xml:space="preserve">).</w:t>
       </w:r>
     </w:p>
-    <w:bookmarkEnd w:id="157"/>
-    <w:bookmarkEnd w:id="158"/>
-    <w:bookmarkStart w:id="178" w:name="references"/>
+    <w:bookmarkEnd w:id="161"/>
+    <w:bookmarkEnd w:id="162"/>
+    <w:bookmarkStart w:id="182" w:name="references"/>
     <w:p>
       <w:pPr>
         <w:pStyle w:val="Heading2"/>
@@ -49328,8 +49475,8 @@
         <w:t xml:space="preserve">References</w:t>
       </w:r>
     </w:p>
-    <w:bookmarkStart w:id="177" w:name="refs"/>
-    <w:bookmarkStart w:id="160" w:name="ref-wikipedia_binomial_distribution"/>
+    <w:bookmarkStart w:id="181" w:name="refs"/>
+    <w:bookmarkStart w:id="164" w:name="ref-wikipedia_binomial_distribution"/>
     <w:p>
       <w:pPr>
         <w:pStyle w:val="Bibliography"/>
@@ -49376,7 +49523,7 @@
       <w:r>
         <w:t xml:space="preserve"> </w:t>
       </w:r>
-      <w:hyperlink r:id="rId159">
+      <w:hyperlink r:id="rId163">
         <w:r>
           <w:rPr>
             <w:rStyle w:val="Hyperlink"/>
@@ -49385,8 +49532,8 @@
         </w:r>
       </w:hyperlink>
     </w:p>
-    <w:bookmarkEnd w:id="160"/>
-    <w:bookmarkStart w:id="162" w:name="ref-CaseBerg01"/>
+    <w:bookmarkEnd w:id="164"/>
+    <w:bookmarkStart w:id="166" w:name="ref-CaseBerg01"/>
     <w:p>
       <w:pPr>
         <w:pStyle w:val="Bibliography"/>
@@ -49419,7 +49566,7 @@
       <w:r>
         <w:t xml:space="preserve"> </w:t>
       </w:r>
-      <w:hyperlink r:id="rId161">
+      <w:hyperlink r:id="rId165">
         <w:r>
           <w:rPr>
             <w:rStyle w:val="Hyperlink"/>
@@ -49428,8 +49575,8 @@
         </w:r>
       </w:hyperlink>
     </w:p>
-    <w:bookmarkEnd w:id="162"/>
-    <w:bookmarkStart w:id="164" w:name="ref-wikipedia_poisson_distribution"/>
+    <w:bookmarkEnd w:id="166"/>
+    <w:bookmarkStart w:id="168" w:name="ref-wikipedia_poisson_distribution"/>
     <w:p>
       <w:pPr>
         <w:pStyle w:val="Bibliography"/>
@@ -49476,7 +49623,7 @@
       <w:r>
         <w:t xml:space="preserve"> </w:t>
       </w:r>
-      <w:hyperlink r:id="rId163">
+      <w:hyperlink r:id="rId167">
         <w:r>
           <w:rPr>
             <w:rStyle w:val="Hyperlink"/>
@@ -49485,8 +49632,8 @@
         </w:r>
       </w:hyperlink>
     </w:p>
-    <w:bookmarkEnd w:id="164"/>
-    <w:bookmarkStart w:id="166" w:name="Xba2ad42a4727c7a31602505192d479957632062"/>
+    <w:bookmarkEnd w:id="168"/>
+    <w:bookmarkStart w:id="170" w:name="Xba2ad42a4727c7a31602505192d479957632062"/>
     <w:p>
       <w:pPr>
         <w:pStyle w:val="Bibliography"/>
@@ -49533,7 +49680,7 @@
       <w:r>
         <w:t xml:space="preserve"> </w:t>
       </w:r>
-      <w:hyperlink r:id="rId165">
+      <w:hyperlink r:id="rId169">
         <w:r>
           <w:rPr>
             <w:rStyle w:val="Hyperlink"/>
@@ -49542,8 +49689,8 @@
         </w:r>
       </w:hyperlink>
     </w:p>
-    <w:bookmarkEnd w:id="166"/>
-    <w:bookmarkStart w:id="168" w:name="ref-wikipedia_laplace_distribution"/>
+    <w:bookmarkEnd w:id="170"/>
+    <w:bookmarkStart w:id="172" w:name="ref-wikipedia_laplace_distribution"/>
     <w:p>
       <w:pPr>
         <w:pStyle w:val="Bibliography"/>
@@ -49590,7 +49737,7 @@
       <w:r>
         <w:t xml:space="preserve"> </w:t>
       </w:r>
-      <w:hyperlink r:id="rId167">
+      <w:hyperlink r:id="rId171">
         <w:r>
           <w:rPr>
             <w:rStyle w:val="Hyperlink"/>
@@ -49599,8 +49746,8 @@
         </w:r>
       </w:hyperlink>
     </w:p>
-    <w:bookmarkEnd w:id="168"/>
-    <w:bookmarkStart w:id="170" w:name="ref-wikipedia_weibull_distribution"/>
+    <w:bookmarkEnd w:id="172"/>
+    <w:bookmarkStart w:id="174" w:name="ref-wikipedia_weibull_distribution"/>
     <w:p>
       <w:pPr>
         <w:pStyle w:val="Bibliography"/>
@@ -49647,7 +49794,7 @@
       <w:r>
         <w:t xml:space="preserve"> </w:t>
       </w:r>
-      <w:hyperlink r:id="rId169">
+      <w:hyperlink r:id="rId173">
         <w:r>
           <w:rPr>
             <w:rStyle w:val="Hyperlink"/>
@@ -49656,8 +49803,8 @@
         </w:r>
       </w:hyperlink>
     </w:p>
-    <w:bookmarkEnd w:id="170"/>
-    <w:bookmarkStart w:id="172" w:name="X20af3894792cc1bee172a179f9b17a254a15f4d"/>
+    <w:bookmarkEnd w:id="174"/>
+    <w:bookmarkStart w:id="176" w:name="X20af3894792cc1bee172a179f9b17a254a15f4d"/>
     <w:p>
       <w:pPr>
         <w:pStyle w:val="Bibliography"/>
@@ -49704,7 +49851,7 @@
       <w:r>
         <w:t xml:space="preserve"> </w:t>
       </w:r>
-      <w:hyperlink r:id="rId171">
+      <w:hyperlink r:id="rId175">
         <w:r>
           <w:rPr>
             <w:rStyle w:val="Hyperlink"/>
@@ -49713,8 +49860,8 @@
         </w:r>
       </w:hyperlink>
     </w:p>
-    <w:bookmarkEnd w:id="172"/>
-    <w:bookmarkStart w:id="174" w:name="ref-wikipedia_mahalanobis_distance"/>
+    <w:bookmarkEnd w:id="176"/>
+    <w:bookmarkStart w:id="178" w:name="ref-wikipedia_mahalanobis_distance"/>
     <w:p>
       <w:pPr>
         <w:pStyle w:val="Bibliography"/>
@@ -49761,7 +49908,7 @@
       <w:r>
         <w:t xml:space="preserve"> </w:t>
       </w:r>
-      <w:hyperlink r:id="rId173">
+      <w:hyperlink r:id="rId177">
         <w:r>
           <w:rPr>
             <w:rStyle w:val="Hyperlink"/>
@@ -49770,8 +49917,8 @@
         </w:r>
       </w:hyperlink>
     </w:p>
-    <w:bookmarkEnd w:id="174"/>
-    <w:bookmarkStart w:id="176" w:name="ref-wikipedia_mixture_distribution"/>
+    <w:bookmarkEnd w:id="178"/>
+    <w:bookmarkStart w:id="180" w:name="ref-wikipedia_mixture_distribution"/>
     <w:p>
       <w:pPr>
         <w:pStyle w:val="Bibliography"/>
@@ -49818,7 +49965,7 @@
       <w:r>
         <w:t xml:space="preserve"> </w:t>
       </w:r>
-      <w:hyperlink r:id="rId175">
+      <w:hyperlink r:id="rId179">
         <w:r>
           <w:rPr>
             <w:rStyle w:val="Hyperlink"/>
@@ -49827,9 +49974,9 @@
         </w:r>
       </w:hyperlink>
     </w:p>
-    <w:bookmarkEnd w:id="176"/>
-    <w:bookmarkEnd w:id="177"/>
-    <w:bookmarkEnd w:id="178"/>
+    <w:bookmarkEnd w:id="180"/>
+    <w:bookmarkEnd w:id="181"/>
+    <w:bookmarkEnd w:id="182"/>
     <w:sectPr>
       <w:footnotePr>
         <w:numRestart w:val="eachSect"/>
